--- a/glossary.docx
+++ b/glossary.docx
@@ -23,7 +23,7 @@
           <w:color w:val="606060"/>
           <w:sz w:val="20"/>
         </w:rPr>
-        <w:t>Michael Allman  |  February 26, 2026  |  Judging Bias in Competitive Figure Skating</w:t>
+        <w:t>Michael Allman  |  February 27, 2026  |  Judging Bias in Competitive Figure Skating</w:t>
       </w:r>
     </w:p>
     <w:p/>
